--- a/manuscript/Manuscript_De_Schaduw_van_de_Nachtwacht_v6.docx
+++ b/manuscript/Manuscript_De_Schaduw_van_de_Nachtwacht_v6.docx
@@ -11874,7 +11874,7 @@
         <w:rPr>
           <w:rFonts w:ascii="Georgia" w:hAnsi="Georgia"/>
         </w:rPr>
-        <w:t xml:space="preserve">„Zijn kaart,” zei hij. „Die lag in de gang. Ik heb hem opgeraapt. Ik weet niet waarom. Ik denk dat ik iets van hem wilde bewaren wat Willem niet kreeg.” Hij legde zijn hand op de brieven. „Die zijn voor zijn vrouw. Ik heb er elk jaar een geschreven, in augustus. Ik heb nooit haar naam op de envelop durven zetten.” Hij zweeg even. „Drie jaar later ben ik teruggegaan. Met zijn kaart, en met alles wat ik in drie jaar uit zijn aantekeningen had kunnen halen. Bij het hek hing een sensor. Ik heb de draad doorgeknipt, een man van negenenvijftig met een kniptang uit de schuur. Ik heb de deur gevonden, en de kamer erachter, en ik heb zijn naam in de tafel gezet. Het was het enige graf dat ik hem kon geven.” Hij keek naar zijn handen. „Willem weet het niet. Hij denkt dat niemand die deur ooit heeft opengekregen.”</w:t>
+        <w:t xml:space="preserve">„Zijn kaart,” zei hij. „Die lag in de gang. Ik heb hem opgeraapt. Ik weet niet waarom. Ik denk dat ik iets van hem wilde bewaren wat Willem niet kreeg.” Hij legde zijn hand op de brieven. „Die zijn voor zijn vrouw. Ik heb er elk jaar een geschreven, in augustus. Ik heb nooit haar naam op de envelop durven zetten.” Hij zweeg even. „Drie jaar later ben ik teruggegaan. Met zijn kaart, en met alles wat ik in drie jaar uit zijn aantekeningen had kunnen halen. Bij het hek hing een sensor. Ik heb de draad doorgeknipt, een man van negenenvijftig met een kniptang uit de schuur. Ik heb de deur gevonden, en de kamer erachter, en ik heb zijn naam in de tafel gezet. Het was het enige graf dat ik hem kon geven. Ik heb niet verder gekeken. Ik kwam niet voor wat daar lag.” Hij keek naar zijn handen. „Willem weet het niet. Hij denkt dat niemand die deur ooit heeft opengekregen.”</w:t>
       </w:r>
     </w:p>
     <w:p>
